--- a/kdp-krimis/band-06-schwarzwald/Alles-muss-raus-Band-6-Ausverkauf.docx
+++ b/kdp-krimis/band-06-schwarzwald/Alles-muss-raus-Band-6-Ausverkauf.docx
@@ -10655,7 +10655,7 @@
           <w:b w:val="0"/>
           <w:i w:val="0"/>
         </w:rPr>
-        <w:t>Um zwölf luden sie den Kuckuck. Viel war es nicht. Ein paar Kisten mit Josefs alten Akten, die das Museum haben wollte. Ein Karton mit Werkzeug, das Tobias nicht brauchte und das Ömer für seine Werkstatt in Kassel kaufen durfte, für einen Preis, den Annelie festlegte und der so niedrig war, dass Ömer protestierte und verlor. Und Irmgard Schäfers Kuckucksuhr, mit dem Hirschkopf und dem tieferen linken Ohr, mit neuen Ketten und alten Gewichten aus Josefs Schublade, in eine Wolldecke gewickelt, mit einem Spanngurt festgezurrt, zwischen den Sitzen. Für Frankfurt. Für Leyla.</w:t>
+        <w:t>Um zwölf luden sie den Kuckuck. Viel war es nicht. Ein paar Kisten mit Josefs alten Akten, die das Museum haben wollte. Ein Karton mit Werkzeug, das Tobias nicht brauchte und das Ömer für seine Werkstatt in Kassel kaufen durfte, für einen Preis, den Annelie festlegte und der so niedrig war, dass Ömer protestierte und verlor. Und der Türkuckuck. Die schlichte, dunkle Uhr ohne Zeiger und ohne Gewichte, mit dem Draht. Annelie hatte ihn am Morgen vom Haken genommen und Ömer in die Hand gedrückt. „Die braucht hier keiner mehr“, hatte sie gesagt. „Tobias schließt ab. Nimm du sie. Papa hätte gewollt, dass sie weiter aufpasst. Irgendwo.“ Und Irmgard Schäfers Kuckucksuhr, mit dem Hirschkopf und dem tieferen linken Ohr, mit neuen Ketten und alten Gewichten aus Josefs Schublade, in eine Wolldecke gewickelt, mit einem Spanngurt festgezurrt, zwischen den Sitzen. Für Frankfurt. Für Leyla.</w:t>
       </w:r>
     </w:p>
     <w:p>
